--- a/2026 الى 2027/خطط القسم 2026/خطة الانشطة اللاصفية  -قسم الكيمياء 2026/متابعة خطة الانشطة اللاصفية -كيمياء 2026نوفمبر.docx
+++ b/2026 الى 2027/خطط القسم 2026/خطة الانشطة اللاصفية  -قسم الكيمياء 2026/متابعة خطة الانشطة اللاصفية -كيمياء 2026نوفمبر.docx
@@ -6489,10 +6489,10 @@
       </w:r>
     </w:p>
     <w:sectPr>
-      <w:headerReference w:type="default" r:id="rId16"/>
-      <w:footerReference w:type="default" r:id="rId17"/>
+      <w:headerReference w:type="default" r:id="rId20"/>
+      <w:footerReference w:type="default" r:id="rId21"/>
       <w:pgSz w:w="16838" w:h="11906" w:orient="landscape"/>
-      <w:pgMar w:top="720" w:right="720" w:bottom="720" w:left="720" w:header="0" w:footer="0" w:gutter="0"/>
+      <w:pgMar w:top="1750" w:right="720" w:bottom="1750" w:left="720" w:header="500" w:footer="400" w:gutter="0"/>
       <w:cols w:space="708"/>
       <w:bidi/>
       <w:rtlGutter/>
@@ -6522,17 +6522,177 @@
 </file>
 
 <file path=word/footer1.xml><?xml version="1.0" encoding="utf-8"?>
-<w:ftr xmlns:wpc="http://schemas.microsoft.com/office/word/2026/wordprocessingCanvas" xmlns:cx="http://schemas.microsoft.com/office/drawing/2026/chartex" xmlns:cx1="http://schemas.microsoft.com/office/drawing/2026/9/8/chartex" xmlns:cx2="http://schemas.microsoft.com/office/drawing/2026/10/21/chartex" xmlns:cx3="http://schemas.microsoft.com/office/drawing/2026/5/9/chartex" xmlns:cx4="http://schemas.microsoft.com/office/drawing/2026/5/10/chartex" xmlns:cx5="http://schemas.microsoft.com/office/drawing/2026/5/11/chartex" xmlns:cx6="http://schemas.microsoft.com/office/drawing/2026/5/12/chartex" xmlns:cx7="http://schemas.microsoft.com/office/drawing/2026/5/13/chartex" xmlns:cx8="http://schemas.microsoft.com/office/drawing/2026/5/14/chartex" xmlns:mc="http://schemas.openxmlformats.org/markup-compatibility/2006" xmlns:aink="http://schemas.microsoft.com/office/drawing/2026/ink" xmlns:am3d="http://schemas.microsoft.com/office/drawing/2026/model3d" xmlns:o="urn:schemas-microsoft-com:office:office" xmlns:oel="http://schemas.microsoft.com/office/2026/extlst" xmlns:r="http://schemas.openxmlformats.org/officeDocument/2006/relationships" xmlns:m="http://schemas.openxmlformats.org/officeDocument/2006/math" xmlns:v="urn:schemas-microsoft-com:vml" xmlns:wp14="http://schemas.microsoft.com/office/word/2026/wordprocessingDrawing" xmlns:wp="http://schemas.openxmlformats.org/drawingml/2006/wordprocessingDrawing" xmlns:w10="urn:schemas-microsoft-com:office:word" xmlns:w="http://schemas.openxmlformats.org/wordprocessingml/2006/main" xmlns:w14="http://schemas.microsoft.com/office/word/2026/wordml" xmlns:w15="http://schemas.microsoft.com/office/word/2026/wordml" xmlns:w16cex="http://schemas.microsoft.com/office/word/2026/wordml/cex" xmlns:w16cid="http://schemas.microsoft.com/office/word/2026/wordml/cid" xmlns:w16="http://schemas.microsoft.com/office/word/2026/wordml" xmlns:w16du="http://schemas.microsoft.com/office/word/2026/wordml/word16du" xmlns:w16sdtdh="http://schemas.microsoft.com/office/word/2026/wordml/sdtdatahash" xmlns:w16sdtfl="http://schemas.microsoft.com/office/word/2026/wordml/sdtformatlock" xmlns:w16se="http://schemas.microsoft.com/office/word/2026/wordml/symex" xmlns:wpg="http://schemas.microsoft.com/office/word/2026/wordprocessingGroup" xmlns:wpi="http://schemas.microsoft.com/office/word/2026/wordprocessingInk" xmlns:wne="http://schemas.microsoft.com/office/word/2006/wordml" xmlns:wps="http://schemas.microsoft.com/office/word/2026/wordprocessingShape" mc:Ignorable="w14 w15 w16se w16cid w16 w16cex w16sdtdh w16sdtfl w16du wp14">
-  <w:p>
-    <w:pPr>
-      <w:pStyle w:val="Footer"/>
-    </w:pPr>
-  </w:p>
-  <w:p>
-    <w:pPr>
-      <w:pStyle w:val="Footer"/>
-    </w:pPr>
-  </w:p>
+<w:ftr xmlns:wpc="http://schemas.microsoft.com/office/word/2010/wordprocessingCanvas" xmlns:cx="http://schemas.microsoft.com/office/drawing/2014/chartex" xmlns:cx1="http://schemas.microsoft.com/office/drawing/2015/9/8/chartex" xmlns:cx2="http://schemas.microsoft.com/office/drawing/2015/10/21/chartex" xmlns:cx3="http://schemas.microsoft.com/office/drawing/2016/5/9/chartex" xmlns:cx4="http://schemas.microsoft.com/office/drawing/2016/5/10/chartex" xmlns:cx5="http://schemas.microsoft.com/office/drawing/2016/5/11/chartex" xmlns:cx6="http://schemas.microsoft.com/office/drawing/2016/5/12/chartex" xmlns:cx7="http://schemas.microsoft.com/office/drawing/2016/5/13/chartex" xmlns:cx8="http://schemas.microsoft.com/office/drawing/2016/5/14/chartex" xmlns:mc="http://schemas.openxmlformats.org/markup-compatibility/2006" xmlns:m="http://schemas.openxmlformats.org/officeDocument/2006/math" xmlns:aink="http://schemas.microsoft.com/office/drawing/2016/ink" xmlns:am3d="http://schemas.microsoft.com/office/drawing/2017/model3d" xmlns:oel="http://schemas.microsoft.com/office/2019/extlst" xmlns:r="http://schemas.openxmlformats.org/officeDocument/2006/relationships" xmlns:wp14="http://schemas.microsoft.com/office/word/2010/wordprocessingDrawing" xmlns:wp="http://schemas.openxmlformats.org/drawingml/2006/wordprocessingDrawing" xmlns:wpg="http://schemas.microsoft.com/office/word/2010/wordprocessingGroup" xmlns:wpi="http://schemas.microsoft.com/office/word/2010/wordprocessingInk" xmlns:wps="http://schemas.microsoft.com/office/word/2010/wordprocessingShape" xmlns:o="urn:schemas-microsoft-com:office:office" xmlns:v="urn:schemas-microsoft-com:vml" xmlns:w10="urn:schemas-microsoft-com:office:word" xmlns:w="http://schemas.openxmlformats.org/wordprocessingml/2006/main" xmlns:w14="http://schemas.microsoft.com/office/word/2010/wordml" xmlns:w15="http://schemas.microsoft.com/office/word/2012/wordml" xmlns:w16cex="http://schemas.microsoft.com/office/word/2018/wordml/cex" xmlns:w16cid="http://schemas.microsoft.com/office/word/2016/wordml/cid" xmlns:w16="http://schemas.microsoft.com/office/word/2018/wordml" xmlns:w16sdtdh="http://schemas.microsoft.com/office/word/2020/wordml/sdtdatahash" xmlns:w16sdtfl="http://schemas.microsoft.com/office/word/2024/wordml/sdtformatlock" xmlns:w16se="http://schemas.microsoft.com/office/word/2015/wordml/symex" xmlns:w16du="http://schemas.microsoft.com/office/word/2023/wordml/word16du" xmlns:wne="http://schemas.microsoft.com/office/word/2006/wordml" mc:Ignorable="w14 w15 w16se w16cid w16 w16cex w16sdtdh w16sdtfl w16du wp14">
+  <w:tbl>
+    <w:tblPr>
+      <w:tblW w:w="11290" w:type="dxa"/>
+      <w:tblInd w:w="-958" w:type="dxa"/>
+      <w:tblBorders>
+        <w:top w:val="none" w:sz="0" w:space="0" w:color="FFFFFF"/>
+        <w:left w:val="none" w:sz="0" w:space="0" w:color="FFFFFF"/>
+        <w:bottom w:val="none" w:sz="0" w:space="0" w:color="FFFFFF"/>
+        <w:right w:val="none" w:sz="0" w:space="0" w:color="FFFFFF"/>
+        <w:insideH w:val="none" w:sz="0" w:space="0" w:color="FFFFFF"/>
+        <w:insideV w:val="none" w:sz="0" w:space="0" w:color="FFFFFF"/>
+      </w:tblBorders>
+      <w:tblLayout w:type="fixed"/>
+      <w:tblCellMar>
+        <w:left w:w="10" w:type="dxa"/>
+        <w:right w:w="10" w:type="dxa"/>
+      </w:tblCellMar>
+      <w:tblLook w:val="04A0" w:firstRow="1" w:lastRow="0" w:firstColumn="1" w:lastColumn="0" w:noHBand="0" w:noVBand="1"/>
+    </w:tblPr>
+    <w:tblGrid>
+      <w:gridCol w:w="11290"/>
+    </w:tblGrid>
+    <w:tr>
+      <w:trPr>
+        <w:trHeight w:val="43"/>
+      </w:trPr>
+      <w:tc>
+        <w:tcPr>
+          <w:tcW w:w="11290" w:type="dxa"/>
+          <w:tcBorders>
+            <w:top w:val="none" w:sz="0" w:space="0" w:color="FFFFFF"/>
+            <w:left w:val="none" w:sz="0" w:space="0" w:color="FFFFFF"/>
+            <w:bottom w:val="none" w:sz="0" w:space="0" w:color="FFFFFF"/>
+            <w:right w:val="none" w:sz="0" w:space="0" w:color="FFFFFF"/>
+          </w:tcBorders>
+          <w:tcMar>
+            <w:top w:w="50" w:type="dxa"/>
+            <w:left w:w="0" w:type="dxa"/>
+            <w:bottom w:w="0" w:type="dxa"/>
+            <w:right w:w="0" w:type="dxa"/>
+          </w:tcMar>
+          <w:vAlign w:val="center"/>
+        </w:tcPr>
+        <w:p>
+          <w:pPr>
+            <w:spacing w:line="180" w:lineRule="exact"/>
+            <w:jc w:val="right"/>
+          </w:pPr>
+          <w:r>
+            <w:rPr>
+              <w:color w:val="4A4A4A"/>
+              <w:sz w:val="21"/>
+              <w:szCs w:val="21"/>
+            </w:rPr>
+            <w:t xml:space="preserve">Page </w:t>
+          </w:r>
+          <w:r>
+            <w:rPr>
+              <w:b/>
+              <w:bCs/>
+              <w:color w:val="C9A227"/>
+              <w:sz w:val="22"/>
+              <w:szCs w:val="22"/>
+            </w:rPr>
+            <w:fldChar w:fldCharType="begin"/>
+          </w:r>
+          <w:r>
+            <w:rPr>
+              <w:b/>
+              <w:bCs/>
+              <w:color w:val="C9A227"/>
+              <w:sz w:val="22"/>
+              <w:szCs w:val="22"/>
+            </w:rPr>
+            <w:instrText>PAGE</w:instrText>
+          </w:r>
+          <w:r>
+            <w:rPr>
+              <w:b/>
+              <w:bCs/>
+              <w:color w:val="C9A227"/>
+              <w:sz w:val="22"/>
+              <w:szCs w:val="22"/>
+            </w:rPr>
+            <w:fldChar w:fldCharType="separate"/>
+          </w:r>
+          <w:r>
+            <w:rPr>
+              <w:b/>
+              <w:bCs/>
+              <w:noProof/>
+              <w:color w:val="C9A227"/>
+              <w:sz w:val="22"/>
+              <w:szCs w:val="22"/>
+            </w:rPr>
+            <w:t>1</w:t>
+          </w:r>
+          <w:r>
+            <w:rPr>
+              <w:b/>
+              <w:bCs/>
+              <w:color w:val="C9A227"/>
+              <w:sz w:val="22"/>
+              <w:szCs w:val="22"/>
+            </w:rPr>
+            <w:fldChar w:fldCharType="end"/>
+          </w:r>
+          <w:r>
+            <w:rPr>
+              <w:color w:val="4A4A4A"/>
+              <w:sz w:val="21"/>
+              <w:szCs w:val="21"/>
+            </w:rPr>
+            <w:t xml:space="preserve"> / </w:t>
+          </w:r>
+          <w:r>
+            <w:rPr>
+              <w:b/>
+              <w:bCs/>
+              <w:color w:val="C9A227"/>
+              <w:sz w:val="22"/>
+              <w:szCs w:val="22"/>
+            </w:rPr>
+            <w:fldChar w:fldCharType="begin"/>
+          </w:r>
+          <w:r>
+            <w:rPr>
+              <w:b/>
+              <w:bCs/>
+              <w:color w:val="C9A227"/>
+              <w:sz w:val="22"/>
+              <w:szCs w:val="22"/>
+            </w:rPr>
+            <w:instrText>NUMPAGES</w:instrText>
+          </w:r>
+          <w:r>
+            <w:rPr>
+              <w:b/>
+              <w:bCs/>
+              <w:color w:val="C9A227"/>
+              <w:sz w:val="22"/>
+              <w:szCs w:val="22"/>
+            </w:rPr>
+            <w:fldChar w:fldCharType="separate"/>
+          </w:r>
+          <w:r>
+            <w:rPr>
+              <w:b/>
+              <w:bCs/>
+              <w:noProof/>
+              <w:color w:val="C9A227"/>
+              <w:sz w:val="22"/>
+              <w:szCs w:val="22"/>
+            </w:rPr>
+            <w:t>1</w:t>
+          </w:r>
+          <w:r>
+            <w:rPr>
+              <w:b/>
+              <w:bCs/>
+              <w:color w:val="C9A227"/>
+              <w:sz w:val="22"/>
+              <w:szCs w:val="22"/>
+            </w:rPr>
+            <w:fldChar w:fldCharType="end"/>
+          </w:r>
+        </w:p>
+      </w:tc>
+    </w:tr>
+  </w:tbl>
 </w:ftr>
 </file>
 
@@ -6556,31 +6716,31 @@
 </file>
 
 <file path=word/header1.xml><?xml version="1.0" encoding="utf-8"?>
-<w:hdr xmlns:wpc="http://schemas.microsoft.com/office/word/2026/wordprocessingCanvas" xmlns:cx="http://schemas.microsoft.com/office/drawing/2026/chartex" xmlns:cx1="http://schemas.microsoft.com/office/drawing/2026/9/8/chartex" xmlns:cx2="http://schemas.microsoft.com/office/drawing/2026/10/21/chartex" xmlns:cx3="http://schemas.microsoft.com/office/drawing/2026/5/9/chartex" xmlns:cx4="http://schemas.microsoft.com/office/drawing/2026/5/10/chartex" xmlns:cx5="http://schemas.microsoft.com/office/drawing/2026/5/11/chartex" xmlns:cx6="http://schemas.microsoft.com/office/drawing/2026/5/12/chartex" xmlns:cx7="http://schemas.microsoft.com/office/drawing/2026/5/13/chartex" xmlns:cx8="http://schemas.microsoft.com/office/drawing/2026/5/14/chartex" xmlns:mc="http://schemas.openxmlformats.org/markup-compatibility/2006" xmlns:aink="http://schemas.microsoft.com/office/drawing/2026/ink" xmlns:am3d="http://schemas.microsoft.com/office/drawing/2026/model3d" xmlns:o="urn:schemas-microsoft-com:office:office" xmlns:oel="http://schemas.microsoft.com/office/2026/extlst" xmlns:r="http://schemas.openxmlformats.org/officeDocument/2006/relationships" xmlns:m="http://schemas.openxmlformats.org/officeDocument/2006/math" xmlns:v="urn:schemas-microsoft-com:vml" xmlns:wp14="http://schemas.microsoft.com/office/word/2026/wordprocessingDrawing" xmlns:wp="http://schemas.openxmlformats.org/drawingml/2006/wordprocessingDrawing" xmlns:w10="urn:schemas-microsoft-com:office:word" xmlns:w="http://schemas.openxmlformats.org/wordprocessingml/2006/main" xmlns:w14="http://schemas.microsoft.com/office/word/2026/wordml" xmlns:w15="http://schemas.microsoft.com/office/word/2026/wordml" xmlns:w16cex="http://schemas.microsoft.com/office/word/2026/wordml/cex" xmlns:w16cid="http://schemas.microsoft.com/office/word/2026/wordml/cid" xmlns:w16="http://schemas.microsoft.com/office/word/2026/wordml" xmlns:w16du="http://schemas.microsoft.com/office/word/2026/wordml/word16du" xmlns:w16sdtdh="http://schemas.microsoft.com/office/word/2026/wordml/sdtdatahash" xmlns:w16sdtfl="http://schemas.microsoft.com/office/word/2026/wordml/sdtformatlock" xmlns:w16se="http://schemas.microsoft.com/office/word/2026/wordml/symex" xmlns:wpg="http://schemas.microsoft.com/office/word/2026/wordprocessingGroup" xmlns:wpi="http://schemas.microsoft.com/office/word/2026/wordprocessingInk" xmlns:wne="http://schemas.microsoft.com/office/word/2006/wordml" xmlns:wps="http://schemas.microsoft.com/office/word/2026/wordprocessingShape" mc:Ignorable="w14 w15 w16se w16cid w16 w16cex w16sdtdh w16sdtfl w16du wp14">
+<w:hdr xmlns:wpc="http://schemas.microsoft.com/office/word/2010/wordprocessingCanvas" xmlns:cx="http://schemas.microsoft.com/office/drawing/2014/chartex" xmlns:cx1="http://schemas.microsoft.com/office/drawing/2015/9/8/chartex" xmlns:cx2="http://schemas.microsoft.com/office/drawing/2015/10/21/chartex" xmlns:cx3="http://schemas.microsoft.com/office/drawing/2016/5/9/chartex" xmlns:cx4="http://schemas.microsoft.com/office/drawing/2016/5/10/chartex" xmlns:cx5="http://schemas.microsoft.com/office/drawing/2016/5/11/chartex" xmlns:cx6="http://schemas.microsoft.com/office/drawing/2016/5/12/chartex" xmlns:cx7="http://schemas.microsoft.com/office/drawing/2016/5/13/chartex" xmlns:cx8="http://schemas.microsoft.com/office/drawing/2016/5/14/chartex" xmlns:mc="http://schemas.openxmlformats.org/markup-compatibility/2006" xmlns:m="http://schemas.openxmlformats.org/officeDocument/2006/math" xmlns:aink="http://schemas.microsoft.com/office/drawing/2016/ink" xmlns:am3d="http://schemas.microsoft.com/office/drawing/2017/model3d" xmlns:oel="http://schemas.microsoft.com/office/2019/extlst" xmlns:r="http://schemas.openxmlformats.org/officeDocument/2006/relationships" xmlns:wp14="http://schemas.microsoft.com/office/word/2010/wordprocessingDrawing" xmlns:wp="http://schemas.openxmlformats.org/drawingml/2006/wordprocessingDrawing" xmlns:wpg="http://schemas.microsoft.com/office/word/2010/wordprocessingGroup" xmlns:wpi="http://schemas.microsoft.com/office/word/2010/wordprocessingInk" xmlns:wps="http://schemas.microsoft.com/office/word/2010/wordprocessingShape" xmlns:o="urn:schemas-microsoft-com:office:office" xmlns:v="urn:schemas-microsoft-com:vml" xmlns:w10="urn:schemas-microsoft-com:office:word" xmlns:w="http://schemas.openxmlformats.org/wordprocessingml/2006/main" xmlns:w14="http://schemas.microsoft.com/office/word/2010/wordml" xmlns:w15="http://schemas.microsoft.com/office/word/2012/wordml" xmlns:w16cex="http://schemas.microsoft.com/office/word/2018/wordml/cex" xmlns:w16cid="http://schemas.microsoft.com/office/word/2016/wordml/cid" xmlns:w16="http://schemas.microsoft.com/office/word/2018/wordml" xmlns:w16sdtdh="http://schemas.microsoft.com/office/word/2020/wordml/sdtdatahash" xmlns:w16sdtfl="http://schemas.microsoft.com/office/word/2024/wordml/sdtformatlock" xmlns:w16se="http://schemas.microsoft.com/office/word/2015/wordml/symex" xmlns:w16du="http://schemas.microsoft.com/office/word/2023/wordml/word16du" xmlns:wne="http://schemas.microsoft.com/office/word/2006/wordml" mc:Ignorable="w14 w15 w16se w16cid w16 w16cex w16sdtdh w16sdtfl w16du wp14">
   <w:p>
     <w:pPr>
-      <w:tabs>
-        <w:tab w:val="left" w:pos="1872"/>
-      </w:tabs>
-      <w:jc w:val="center"/>
+      <w:spacing w:line="20" w:lineRule="exact"/>
     </w:pPr>
     <w:r>
       <w:rPr>
         <w:noProof/>
+        <w:color w:val="4A4A4A"/>
+        <w:sz w:val="21"/>
+        <w:szCs w:val="21"/>
       </w:rPr>
       <w:drawing>
-        <wp:anchor distT="0" distB="0" distL="114300" distR="114300" simplePos="0" relativeHeight="251661312" behindDoc="0" locked="0" layoutInCell="1" allowOverlap="1" wp14:anchorId="494DBEE7" wp14:editId="46A1718B">
+        <wp:anchor distT="0" distB="0" distL="114300" distR="114300" simplePos="0" relativeHeight="251664384" behindDoc="0" locked="0" layoutInCell="1" allowOverlap="1" wp14:anchorId="61A31DC6" wp14:editId="77F15018">
           <wp:simplePos x="0" y="0"/>
-          <wp:positionH relativeFrom="column">
-            <wp:posOffset>11558270</wp:posOffset>
+          <wp:positionH relativeFrom="margin">
+            <wp:align>center</wp:align>
           </wp:positionH>
           <wp:positionV relativeFrom="paragraph">
-            <wp:posOffset>666115</wp:posOffset>
+            <wp:posOffset>-320040</wp:posOffset>
           </wp:positionV>
-          <wp:extent cx="896230" cy="828675"/>
-          <wp:effectExtent l="0" t="0" r="0" b="0"/>
-          <wp:wrapSquare wrapText="bothSides"/>
-          <wp:docPr id="32" name="Picture 32" descr="Diagram&#10;&#10;Description automatically generated with medium confidence"/>
+          <wp:extent cx="7484745" cy="1027944"/>
+          <wp:effectExtent l="0" t="0" r="1905" b="1270"/>
+          <wp:wrapNone/>
+          <wp:docPr id="2109887863" name="Picture 5"/>
           <wp:cNvGraphicFramePr>
             <a:graphicFrameLocks xmlns:a="http://schemas.openxmlformats.org/drawingml/2006/main" noChangeAspect="1"/>
           </wp:cNvGraphicFramePr>
@@ -6588,7 +6748,77 @@
             <a:graphicData uri="http://schemas.openxmlformats.org/drawingml/2006/picture">
               <pic:pic xmlns:pic="http://schemas.openxmlformats.org/drawingml/2006/picture">
                 <pic:nvPicPr>
-                  <pic:cNvPr id="1" name="Picture 1" descr="Diagram&#10;&#10;Description automatically generated with medium confidence"/>
+                  <pic:cNvPr id="2109887863" name="Picture 2109887863"/>
+                  <pic:cNvPicPr/>
+                </pic:nvPicPr>
+                <pic:blipFill rotWithShape="1">
+                  <a:blip r:embed="rId1">
+                    <a:extLst>
+                      <a:ext uri="{28A0092B-C50C-407E-A947-70E740481C1C}">
+                        <a14:useLocalDpi xmlns:a14="http://schemas.microsoft.com/office/drawing/2010/main" val="0"/>
+                      </a:ext>
+                    </a:extLst>
+                  </a:blip>
+                  <a:srcRect t="28807" b="29991"/>
+                  <a:stretch>
+                    <a:fillRect/>
+                  </a:stretch>
+                </pic:blipFill>
+                <pic:spPr bwMode="auto">
+                  <a:xfrm>
+                    <a:off x="0" y="0"/>
+                    <a:ext cx="7484745" cy="1027944"/>
+                  </a:xfrm>
+                  <a:prstGeom prst="rect">
+                    <a:avLst/>
+                  </a:prstGeom>
+                  <a:ln>
+                    <a:noFill/>
+                  </a:ln>
+                  <a:extLst>
+                    <a:ext uri="{53640926-AAD7-44D8-BBD7-CCE9431645EC}">
+                      <a14:shadowObscured xmlns:a14="http://schemas.microsoft.com/office/drawing/2010/main"/>
+                    </a:ext>
+                  </a:extLst>
+                </pic:spPr>
+              </pic:pic>
+            </a:graphicData>
+          </a:graphic>
+          <wp14:sizeRelH relativeFrom="page">
+            <wp14:pctWidth>0</wp14:pctWidth>
+          </wp14:sizeRelH>
+          <wp14:sizeRelV relativeFrom="page">
+            <wp14:pctHeight>0</wp14:pctHeight>
+          </wp14:sizeRelV>
+        </wp:anchor>
+      </w:drawing>
+    </w:r>
+    <w:r>
+      <w:fldChar w:fldCharType="begin"/>
+    </w:r>
+    <w:r>
+      <w:instrText xml:space="preserve"> INCLUDEPICTURE "/Users/nourhanzaher/Library/Group Containers/UBF8T346G9.ms/WebArchiveCopyPasteTempFiles/com.microsoft.Word/content?id=file_00000000a67481f49058f5fa4e454a5d&amp;ts=496582&amp;p=fs&amp;cid=1&amp;sig=466adf85f7fce46285143d4ee52a64a2236ea6ab7728988da25bd4ead4b6ab29&amp;v=0" \* MERGEFORMATINET </w:instrText>
+    </w:r>
+    <w:r>
+      <w:fldChar w:fldCharType="separate"/>
+    </w:r>
+    <w:r>
+      <w:rPr>
+        <w:noProof/>
+      </w:rPr>
+      <w:drawing>
+        <wp:inline distT="0" distB="0" distL="0" distR="0" wp14:anchorId="32584B3A" wp14:editId="4FF4D2F4">
+          <wp:extent cx="5943600" cy="1980565"/>
+          <wp:effectExtent l="0" t="0" r="0" b="635"/>
+          <wp:docPr id="1918869755" name="Picture 3" descr="Qatar School Bilingual Header Banner"/>
+          <wp:cNvGraphicFramePr>
+            <a:graphicFrameLocks xmlns:a="http://schemas.openxmlformats.org/drawingml/2006/main" noChangeAspect="1"/>
+          </wp:cNvGraphicFramePr>
+          <a:graphic xmlns:a="http://schemas.openxmlformats.org/drawingml/2006/main">
+            <a:graphicData uri="http://schemas.openxmlformats.org/drawingml/2006/picture">
+              <pic:pic xmlns:pic="http://schemas.openxmlformats.org/drawingml/2006/picture">
+                <pic:nvPicPr>
+                  <pic:cNvPr id="0" name="Picture 5" descr="Qatar School Bilingual Header Banner"/>
                   <pic:cNvPicPr>
                     <a:picLocks noChangeAspect="1" noChangeArrowheads="1"/>
                   </pic:cNvPicPr>
@@ -6597,7 +6827,7 @@
                   <a:blip r:embed="rId1">
                     <a:extLst>
                       <a:ext uri="{28A0092B-C50C-407E-A947-70E740481C1C}">
-                        <a14:useLocalDpi xmlns:a14="http://schemas.microsoft.com/office/drawing/2026/main" val="0"/>
+                        <a14:useLocalDpi xmlns:a14="http://schemas.microsoft.com/office/drawing/2010/main" val="0"/>
                       </a:ext>
                     </a:extLst>
                   </a:blip>
@@ -6609,7 +6839,7 @@
                 <pic:spPr bwMode="auto">
                   <a:xfrm>
                     <a:off x="0" y="0"/>
-                    <a:ext cx="896230" cy="828675"/>
+                    <a:ext cx="5943600" cy="1980565"/>
                   </a:xfrm>
                   <a:prstGeom prst="rect">
                     <a:avLst/>
@@ -6622,26 +6852,37 @@
               </pic:pic>
             </a:graphicData>
           </a:graphic>
-        </wp:anchor>
+        </wp:inline>
       </w:drawing>
     </w:r>
     <w:r>
+      <w:fldChar w:fldCharType="end"/>
+    </w:r>
+  </w:p>
+  <w:p>
+    <w:pPr>
+      <w:spacing w:before="60" w:line="40" w:lineRule="exact"/>
+    </w:pPr>
+    <w:r>
       <w:rPr>
         <w:noProof/>
+        <w:color w:val="4A4A4A"/>
+        <w:sz w:val="21"/>
+        <w:szCs w:val="21"/>
       </w:rPr>
       <w:drawing>
-        <wp:anchor distT="0" distB="0" distL="114300" distR="114300" simplePos="0" relativeHeight="251660288" behindDoc="0" locked="0" layoutInCell="1" allowOverlap="1" wp14:anchorId="3A8DC23B" wp14:editId="6B611804">
+        <wp:anchor distT="0" distB="0" distL="114300" distR="114300" simplePos="0" relativeHeight="251663360" behindDoc="1" locked="0" layoutInCell="1" allowOverlap="1" wp14:anchorId="671CE6D1" wp14:editId="56E42AA5">
           <wp:simplePos x="0" y="0"/>
           <wp:positionH relativeFrom="column">
-            <wp:posOffset>11249660</wp:posOffset>
+            <wp:posOffset>-520741</wp:posOffset>
           </wp:positionH>
           <wp:positionV relativeFrom="paragraph">
-            <wp:posOffset>360045</wp:posOffset>
+            <wp:posOffset>8743725</wp:posOffset>
           </wp:positionV>
-          <wp:extent cx="896230" cy="828675"/>
-          <wp:effectExtent l="0" t="0" r="0" b="0"/>
-          <wp:wrapSquare wrapText="bothSides"/>
-          <wp:docPr id="33" name="Picture 33" descr="Diagram&#10;&#10;Description automatically generated with medium confidence"/>
+          <wp:extent cx="6880162" cy="731066"/>
+          <wp:effectExtent l="0" t="0" r="3810" b="5715"/>
+          <wp:wrapNone/>
+          <wp:docPr id="896384328" name="Picture 2"/>
           <wp:cNvGraphicFramePr>
             <a:graphicFrameLocks xmlns:a="http://schemas.openxmlformats.org/drawingml/2006/main" noChangeAspect="1"/>
           </wp:cNvGraphicFramePr>
@@ -6649,7 +6890,77 @@
             <a:graphicData uri="http://schemas.openxmlformats.org/drawingml/2006/picture">
               <pic:pic xmlns:pic="http://schemas.openxmlformats.org/drawingml/2006/picture">
                 <pic:nvPicPr>
-                  <pic:cNvPr id="1" name="Picture 1" descr="Diagram&#10;&#10;Description automatically generated with medium confidence"/>
+                  <pic:cNvPr id="896384328" name="Picture 896384328"/>
+                  <pic:cNvPicPr/>
+                </pic:nvPicPr>
+                <pic:blipFill rotWithShape="1">
+                  <a:blip r:embed="rId2">
+                    <a:extLst>
+                      <a:ext uri="{28A0092B-C50C-407E-A947-70E740481C1C}">
+                        <a14:useLocalDpi xmlns:a14="http://schemas.microsoft.com/office/drawing/2010/main" val="0"/>
+                      </a:ext>
+                    </a:extLst>
+                  </a:blip>
+                  <a:srcRect t="43378" b="25044"/>
+                  <a:stretch>
+                    <a:fillRect/>
+                  </a:stretch>
+                </pic:blipFill>
+                <pic:spPr bwMode="auto">
+                  <a:xfrm>
+                    <a:off x="0" y="0"/>
+                    <a:ext cx="6880162" cy="731066"/>
+                  </a:xfrm>
+                  <a:prstGeom prst="rect">
+                    <a:avLst/>
+                  </a:prstGeom>
+                  <a:ln>
+                    <a:noFill/>
+                  </a:ln>
+                  <a:extLst>
+                    <a:ext uri="{53640926-AAD7-44D8-BBD7-CCE9431645EC}">
+                      <a14:shadowObscured xmlns:a14="http://schemas.microsoft.com/office/drawing/2010/main"/>
+                    </a:ext>
+                  </a:extLst>
+                </pic:spPr>
+              </pic:pic>
+            </a:graphicData>
+          </a:graphic>
+          <wp14:sizeRelH relativeFrom="page">
+            <wp14:pctWidth>0</wp14:pctWidth>
+          </wp14:sizeRelH>
+          <wp14:sizeRelV relativeFrom="page">
+            <wp14:pctHeight>0</wp14:pctHeight>
+          </wp14:sizeRelV>
+        </wp:anchor>
+      </w:drawing>
+    </w:r>
+    <w:r>
+      <w:fldChar w:fldCharType="begin"/>
+    </w:r>
+    <w:r>
+      <w:instrText xml:space="preserve"> INCLUDEPICTURE "/Users/nourhanzaher/Library/Group Containers/UBF8T346G9.ms/WebArchiveCopyPasteTempFiles/com.microsoft.Word/content?id=file_00000000a67481f49058f5fa4e454a5d&amp;ts=496582&amp;p=fs&amp;cid=1&amp;sig=466adf85f7fce46285143d4ee52a64a2236ea6ab7728988da25bd4ead4b6ab29&amp;v=0" \* MERGEFORMATINET </w:instrText>
+    </w:r>
+    <w:r>
+      <w:fldChar w:fldCharType="separate"/>
+    </w:r>
+    <w:r>
+      <w:rPr>
+        <w:noProof/>
+      </w:rPr>
+      <w:drawing>
+        <wp:inline distT="0" distB="0" distL="0" distR="0" wp14:anchorId="17EDC83D" wp14:editId="59A73160">
+          <wp:extent cx="5943600" cy="1980565"/>
+          <wp:effectExtent l="0" t="0" r="0" b="635"/>
+          <wp:docPr id="1607505442" name="Picture 4" descr="Qatar School Bilingual Header Banner"/>
+          <wp:cNvGraphicFramePr>
+            <a:graphicFrameLocks xmlns:a="http://schemas.openxmlformats.org/drawingml/2006/main" noChangeAspect="1"/>
+          </wp:cNvGraphicFramePr>
+          <a:graphic xmlns:a="http://schemas.openxmlformats.org/drawingml/2006/main">
+            <a:graphicData uri="http://schemas.openxmlformats.org/drawingml/2006/picture">
+              <pic:pic xmlns:pic="http://schemas.openxmlformats.org/drawingml/2006/picture">
+                <pic:nvPicPr>
+                  <pic:cNvPr id="0" name="Picture 9" descr="Qatar School Bilingual Header Banner"/>
                   <pic:cNvPicPr>
                     <a:picLocks noChangeAspect="1" noChangeArrowheads="1"/>
                   </pic:cNvPicPr>
@@ -6658,7 +6969,7 @@
                   <a:blip r:embed="rId1">
                     <a:extLst>
                       <a:ext uri="{28A0092B-C50C-407E-A947-70E740481C1C}">
-                        <a14:useLocalDpi xmlns:a14="http://schemas.microsoft.com/office/drawing/2026/main" val="0"/>
+                        <a14:useLocalDpi xmlns:a14="http://schemas.microsoft.com/office/drawing/2010/main" val="0"/>
                       </a:ext>
                     </a:extLst>
                   </a:blip>
@@ -6670,7 +6981,7 @@
                 <pic:spPr bwMode="auto">
                   <a:xfrm>
                     <a:off x="0" y="0"/>
-                    <a:ext cx="896230" cy="828675"/>
+                    <a:ext cx="5943600" cy="1980565"/>
                   </a:xfrm>
                   <a:prstGeom prst="rect">
                     <a:avLst/>
@@ -6683,69 +6994,11 @@
               </pic:pic>
             </a:graphicData>
           </a:graphic>
-        </wp:anchor>
+        </wp:inline>
       </w:drawing>
     </w:r>
     <w:r>
-      <w:rPr>
-        <w:noProof/>
-      </w:rPr>
-      <w:drawing>
-        <wp:anchor distT="0" distB="0" distL="114300" distR="114300" simplePos="0" relativeHeight="251659264" behindDoc="0" locked="0" layoutInCell="1" allowOverlap="1" wp14:anchorId="06E32F58" wp14:editId="549BE702">
-          <wp:simplePos x="0" y="0"/>
-          <wp:positionH relativeFrom="column">
-            <wp:posOffset>11101070</wp:posOffset>
-          </wp:positionH>
-          <wp:positionV relativeFrom="paragraph">
-            <wp:posOffset>208915</wp:posOffset>
-          </wp:positionV>
-          <wp:extent cx="896230" cy="828675"/>
-          <wp:effectExtent l="0" t="0" r="0" b="0"/>
-          <wp:wrapSquare wrapText="bothSides"/>
-          <wp:docPr id="34" name="Picture 34" descr="Diagram&#10;&#10;Description automatically generated with medium confidence"/>
-          <wp:cNvGraphicFramePr>
-            <a:graphicFrameLocks xmlns:a="http://schemas.openxmlformats.org/drawingml/2006/main" noChangeAspect="1"/>
-          </wp:cNvGraphicFramePr>
-          <a:graphic xmlns:a="http://schemas.openxmlformats.org/drawingml/2006/main">
-            <a:graphicData uri="http://schemas.openxmlformats.org/drawingml/2006/picture">
-              <pic:pic xmlns:pic="http://schemas.openxmlformats.org/drawingml/2006/picture">
-                <pic:nvPicPr>
-                  <pic:cNvPr id="1" name="Picture 1" descr="Diagram&#10;&#10;Description automatically generated with medium confidence"/>
-                  <pic:cNvPicPr>
-                    <a:picLocks noChangeAspect="1" noChangeArrowheads="1"/>
-                  </pic:cNvPicPr>
-                </pic:nvPicPr>
-                <pic:blipFill>
-                  <a:blip r:embed="rId1">
-                    <a:extLst>
-                      <a:ext uri="{28A0092B-C50C-407E-A947-70E740481C1C}">
-                        <a14:useLocalDpi xmlns:a14="http://schemas.microsoft.com/office/drawing/2026/main" val="0"/>
-                      </a:ext>
-                    </a:extLst>
-                  </a:blip>
-                  <a:srcRect/>
-                  <a:stretch>
-                    <a:fillRect/>
-                  </a:stretch>
-                </pic:blipFill>
-                <pic:spPr bwMode="auto">
-                  <a:xfrm>
-                    <a:off x="0" y="0"/>
-                    <a:ext cx="896230" cy="828675"/>
-                  </a:xfrm>
-                  <a:prstGeom prst="rect">
-                    <a:avLst/>
-                  </a:prstGeom>
-                  <a:noFill/>
-                  <a:ln>
-                    <a:noFill/>
-                  </a:ln>
-                </pic:spPr>
-              </pic:pic>
-            </a:graphicData>
-          </a:graphic>
-        </wp:anchor>
-      </w:drawing>
+      <w:fldChar w:fldCharType="end"/>
     </w:r>
   </w:p>
 </w:hdr>

--- a/2026 الى 2027/خطط القسم 2026/خطة الانشطة اللاصفية  -قسم الكيمياء 2026/متابعة خطة الانشطة اللاصفية -كيمياء 2026نوفمبر.docx
+++ b/2026 الى 2027/خطط القسم 2026/خطة الانشطة اللاصفية  -قسم الكيمياء 2026/متابعة خطة الانشطة اللاصفية -كيمياء 2026نوفمبر.docx
@@ -6492,7 +6492,7 @@
       <w:headerReference w:type="default" r:id="rId20"/>
       <w:footerReference w:type="default" r:id="rId21"/>
       <w:pgSz w:w="16838" w:h="11906" w:orient="landscape"/>
-      <w:pgMar w:top="1750" w:right="720" w:bottom="1750" w:left="720" w:header="500" w:footer="400" w:gutter="0"/>
+      <w:pgMar w:top="1750" w:right="720" w:bottom="1440" w:left="720" w:header="500" w:footer="720" w:gutter="0"/>
       <w:cols w:space="708"/>
       <w:bidi/>
       <w:rtlGutter/>
@@ -6522,177 +6522,131 @@
 </file>
 
 <file path=word/footer1.xml><?xml version="1.0" encoding="utf-8"?>
-<w:ftr xmlns:wpc="http://schemas.microsoft.com/office/word/2010/wordprocessingCanvas" xmlns:cx="http://schemas.microsoft.com/office/drawing/2014/chartex" xmlns:cx1="http://schemas.microsoft.com/office/drawing/2015/9/8/chartex" xmlns:cx2="http://schemas.microsoft.com/office/drawing/2015/10/21/chartex" xmlns:cx3="http://schemas.microsoft.com/office/drawing/2016/5/9/chartex" xmlns:cx4="http://schemas.microsoft.com/office/drawing/2016/5/10/chartex" xmlns:cx5="http://schemas.microsoft.com/office/drawing/2016/5/11/chartex" xmlns:cx6="http://schemas.microsoft.com/office/drawing/2016/5/12/chartex" xmlns:cx7="http://schemas.microsoft.com/office/drawing/2016/5/13/chartex" xmlns:cx8="http://schemas.microsoft.com/office/drawing/2016/5/14/chartex" xmlns:mc="http://schemas.openxmlformats.org/markup-compatibility/2006" xmlns:m="http://schemas.openxmlformats.org/officeDocument/2006/math" xmlns:aink="http://schemas.microsoft.com/office/drawing/2016/ink" xmlns:am3d="http://schemas.microsoft.com/office/drawing/2017/model3d" xmlns:oel="http://schemas.microsoft.com/office/2019/extlst" xmlns:r="http://schemas.openxmlformats.org/officeDocument/2006/relationships" xmlns:wp14="http://schemas.microsoft.com/office/word/2010/wordprocessingDrawing" xmlns:wp="http://schemas.openxmlformats.org/drawingml/2006/wordprocessingDrawing" xmlns:wpg="http://schemas.microsoft.com/office/word/2010/wordprocessingGroup" xmlns:wpi="http://schemas.microsoft.com/office/word/2010/wordprocessingInk" xmlns:wps="http://schemas.microsoft.com/office/word/2010/wordprocessingShape" xmlns:o="urn:schemas-microsoft-com:office:office" xmlns:v="urn:schemas-microsoft-com:vml" xmlns:w10="urn:schemas-microsoft-com:office:word" xmlns:w="http://schemas.openxmlformats.org/wordprocessingml/2006/main" xmlns:w14="http://schemas.microsoft.com/office/word/2010/wordml" xmlns:w15="http://schemas.microsoft.com/office/word/2012/wordml" xmlns:w16cex="http://schemas.microsoft.com/office/word/2018/wordml/cex" xmlns:w16cid="http://schemas.microsoft.com/office/word/2016/wordml/cid" xmlns:w16="http://schemas.microsoft.com/office/word/2018/wordml" xmlns:w16sdtdh="http://schemas.microsoft.com/office/word/2020/wordml/sdtdatahash" xmlns:w16sdtfl="http://schemas.microsoft.com/office/word/2024/wordml/sdtformatlock" xmlns:w16se="http://schemas.microsoft.com/office/word/2015/wordml/symex" xmlns:w16du="http://schemas.microsoft.com/office/word/2023/wordml/word16du" xmlns:wne="http://schemas.microsoft.com/office/word/2006/wordml" mc:Ignorable="w14 w15 w16se w16cid w16 w16cex w16sdtdh w16sdtfl w16du wp14">
-  <w:tbl>
-    <w:tblPr>
-      <w:tblW w:w="11290" w:type="dxa"/>
-      <w:tblInd w:w="-958" w:type="dxa"/>
-      <w:tblBorders>
-        <w:top w:val="none" w:sz="0" w:space="0" w:color="FFFFFF"/>
-        <w:left w:val="none" w:sz="0" w:space="0" w:color="FFFFFF"/>
-        <w:bottom w:val="none" w:sz="0" w:space="0" w:color="FFFFFF"/>
-        <w:right w:val="none" w:sz="0" w:space="0" w:color="FFFFFF"/>
-        <w:insideH w:val="none" w:sz="0" w:space="0" w:color="FFFFFF"/>
-        <w:insideV w:val="none" w:sz="0" w:space="0" w:color="FFFFFF"/>
-      </w:tblBorders>
-      <w:tblLayout w:type="fixed"/>
-      <w:tblCellMar>
-        <w:left w:w="10" w:type="dxa"/>
-        <w:right w:w="10" w:type="dxa"/>
-      </w:tblCellMar>
-      <w:tblLook w:val="04A0" w:firstRow="1" w:lastRow="0" w:firstColumn="1" w:lastColumn="0" w:noHBand="0" w:noVBand="1"/>
-    </w:tblPr>
-    <w:tblGrid>
-      <w:gridCol w:w="11290"/>
-    </w:tblGrid>
-    <w:tr>
-      <w:trPr>
-        <w:trHeight w:val="43"/>
-      </w:trPr>
-      <w:tc>
-        <w:tcPr>
-          <w:tcW w:w="11290" w:type="dxa"/>
-          <w:tcBorders>
-            <w:top w:val="none" w:sz="0" w:space="0" w:color="FFFFFF"/>
-            <w:left w:val="none" w:sz="0" w:space="0" w:color="FFFFFF"/>
-            <w:bottom w:val="none" w:sz="0" w:space="0" w:color="FFFFFF"/>
-            <w:right w:val="none" w:sz="0" w:space="0" w:color="FFFFFF"/>
-          </w:tcBorders>
-          <w:tcMar>
-            <w:top w:w="50" w:type="dxa"/>
-            <w:left w:w="0" w:type="dxa"/>
-            <w:bottom w:w="0" w:type="dxa"/>
-            <w:right w:w="0" w:type="dxa"/>
-          </w:tcMar>
-          <w:vAlign w:val="center"/>
-        </w:tcPr>
-        <w:p>
-          <w:pPr>
-            <w:spacing w:line="180" w:lineRule="exact"/>
-            <w:jc w:val="right"/>
-          </w:pPr>
-          <w:r>
-            <w:rPr>
-              <w:color w:val="4A4A4A"/>
-              <w:sz w:val="21"/>
-              <w:szCs w:val="21"/>
-            </w:rPr>
-            <w:t xml:space="preserve">Page </w:t>
-          </w:r>
-          <w:r>
-            <w:rPr>
-              <w:b/>
-              <w:bCs/>
-              <w:color w:val="C9A227"/>
-              <w:sz w:val="22"/>
-              <w:szCs w:val="22"/>
-            </w:rPr>
-            <w:fldChar w:fldCharType="begin"/>
-          </w:r>
-          <w:r>
-            <w:rPr>
-              <w:b/>
-              <w:bCs/>
-              <w:color w:val="C9A227"/>
-              <w:sz w:val="22"/>
-              <w:szCs w:val="22"/>
-            </w:rPr>
-            <w:instrText>PAGE</w:instrText>
-          </w:r>
-          <w:r>
-            <w:rPr>
-              <w:b/>
-              <w:bCs/>
-              <w:color w:val="C9A227"/>
-              <w:sz w:val="22"/>
-              <w:szCs w:val="22"/>
-            </w:rPr>
-            <w:fldChar w:fldCharType="separate"/>
-          </w:r>
-          <w:r>
-            <w:rPr>
-              <w:b/>
-              <w:bCs/>
-              <w:noProof/>
-              <w:color w:val="C9A227"/>
-              <w:sz w:val="22"/>
-              <w:szCs w:val="22"/>
-            </w:rPr>
-            <w:t>1</w:t>
-          </w:r>
-          <w:r>
-            <w:rPr>
-              <w:b/>
-              <w:bCs/>
-              <w:color w:val="C9A227"/>
-              <w:sz w:val="22"/>
-              <w:szCs w:val="22"/>
-            </w:rPr>
-            <w:fldChar w:fldCharType="end"/>
-          </w:r>
-          <w:r>
-            <w:rPr>
-              <w:color w:val="4A4A4A"/>
-              <w:sz w:val="21"/>
-              <w:szCs w:val="21"/>
-            </w:rPr>
-            <w:t xml:space="preserve"> / </w:t>
-          </w:r>
-          <w:r>
-            <w:rPr>
-              <w:b/>
-              <w:bCs/>
-              <w:color w:val="C9A227"/>
-              <w:sz w:val="22"/>
-              <w:szCs w:val="22"/>
-            </w:rPr>
-            <w:fldChar w:fldCharType="begin"/>
-          </w:r>
-          <w:r>
-            <w:rPr>
-              <w:b/>
-              <w:bCs/>
-              <w:color w:val="C9A227"/>
-              <w:sz w:val="22"/>
-              <w:szCs w:val="22"/>
-            </w:rPr>
-            <w:instrText>NUMPAGES</w:instrText>
-          </w:r>
-          <w:r>
-            <w:rPr>
-              <w:b/>
-              <w:bCs/>
-              <w:color w:val="C9A227"/>
-              <w:sz w:val="22"/>
-              <w:szCs w:val="22"/>
-            </w:rPr>
-            <w:fldChar w:fldCharType="separate"/>
-          </w:r>
-          <w:r>
-            <w:rPr>
-              <w:b/>
-              <w:bCs/>
-              <w:noProof/>
-              <w:color w:val="C9A227"/>
-              <w:sz w:val="22"/>
-              <w:szCs w:val="22"/>
-            </w:rPr>
-            <w:t>1</w:t>
-          </w:r>
-          <w:r>
-            <w:rPr>
-              <w:b/>
-              <w:bCs/>
-              <w:color w:val="C9A227"/>
-              <w:sz w:val="22"/>
-              <w:szCs w:val="22"/>
-            </w:rPr>
-            <w:fldChar w:fldCharType="end"/>
-          </w:r>
-        </w:p>
-      </w:tc>
-    </w:tr>
-  </w:tbl>
+<w:ftr xmlns:w="http://schemas.openxmlformats.org/wordprocessingml/2006/main" xmlns:r="http://schemas.openxmlformats.org/officeDocument/2006/relationships" xmlns:mc="http://schemas.openxmlformats.org/markup-compatibility/2006" xmlns:w14="http://schemas.microsoft.com/office/word/2010/wordml" mc:Ignorable="w14">
+  <w:p>
+    <w:pPr>
+      <w:pStyle w:val="Footer"/>
+      <w:jc w:val="right"/>
+    </w:pPr>
+    <w:r>
+      <w:rPr>
+        <w:color w:val="4A4A4A"/>
+        <w:sz w:val="21"/>
+        <w:szCs w:val="21"/>
+      </w:rPr>
+      <w:t xml:space="preserve">Page </w:t>
+    </w:r>
+    <w:r>
+      <w:rPr>
+        <w:b/>
+        <w:bCs/>
+        <w:color w:val="C9A227"/>
+        <w:sz w:val="22"/>
+        <w:szCs w:val="22"/>
+      </w:rPr>
+      <w:fldChar w:fldCharType="begin"/>
+    </w:r>
+    <w:r>
+      <w:rPr>
+        <w:b/>
+        <w:bCs/>
+        <w:color w:val="C9A227"/>
+        <w:sz w:val="22"/>
+        <w:szCs w:val="22"/>
+      </w:rPr>
+      <w:instrText xml:space="preserve"> PAGE </w:instrText>
+    </w:r>
+    <w:r>
+      <w:rPr>
+        <w:b/>
+        <w:bCs/>
+        <w:color w:val="C9A227"/>
+        <w:sz w:val="22"/>
+        <w:szCs w:val="22"/>
+      </w:rPr>
+      <w:fldChar w:fldCharType="separate"/>
+    </w:r>
+    <w:r>
+      <w:rPr>
+        <w:b/>
+        <w:bCs/>
+        <w:noProof/>
+        <w:color w:val="C9A227"/>
+        <w:sz w:val="22"/>
+        <w:szCs w:val="22"/>
+      </w:rPr>
+      <w:t>1</w:t>
+    </w:r>
+    <w:r>
+      <w:rPr>
+        <w:b/>
+        <w:bCs/>
+        <w:color w:val="C9A227"/>
+        <w:sz w:val="22"/>
+        <w:szCs w:val="22"/>
+      </w:rPr>
+      <w:fldChar w:fldCharType="end"/>
+    </w:r>
+    <w:r>
+      <w:rPr>
+        <w:color w:val="4A4A4A"/>
+        <w:sz w:val="21"/>
+        <w:szCs w:val="21"/>
+      </w:rPr>
+      <w:t xml:space="preserve"> / </w:t>
+    </w:r>
+    <w:r>
+      <w:rPr>
+        <w:b/>
+        <w:bCs/>
+        <w:color w:val="C9A227"/>
+        <w:sz w:val="22"/>
+        <w:szCs w:val="22"/>
+      </w:rPr>
+      <w:fldChar w:fldCharType="begin"/>
+    </w:r>
+    <w:r>
+      <w:rPr>
+        <w:b/>
+        <w:bCs/>
+        <w:color w:val="C9A227"/>
+        <w:sz w:val="22"/>
+        <w:szCs w:val="22"/>
+      </w:rPr>
+      <w:instrText xml:space="preserve"> NUMPAGES </w:instrText>
+    </w:r>
+    <w:r>
+      <w:rPr>
+        <w:b/>
+        <w:bCs/>
+        <w:color w:val="C9A227"/>
+        <w:sz w:val="22"/>
+        <w:szCs w:val="22"/>
+      </w:rPr>
+      <w:fldChar w:fldCharType="separate"/>
+    </w:r>
+    <w:r>
+      <w:rPr>
+        <w:b/>
+        <w:bCs/>
+        <w:noProof/>
+        <w:color w:val="C9A227"/>
+        <w:sz w:val="22"/>
+        <w:szCs w:val="22"/>
+      </w:rPr>
+      <w:t>1</w:t>
+    </w:r>
+    <w:r>
+      <w:rPr>
+        <w:b/>
+        <w:bCs/>
+        <w:color w:val="C9A227"/>
+        <w:sz w:val="22"/>
+        <w:szCs w:val="22"/>
+      </w:rPr>
+      <w:fldChar w:fldCharType="end"/>
+    </w:r>
+  </w:p>
 </w:ftr>
 </file>
 

--- a/2026 الى 2027/خطط القسم 2026/خطة الانشطة اللاصفية  -قسم الكيمياء 2026/متابعة خطة الانشطة اللاصفية -كيمياء 2026نوفمبر.docx
+++ b/2026 الى 2027/خطط القسم 2026/خطة الانشطة اللاصفية  -قسم الكيمياء 2026/متابعة خطة الانشطة اللاصفية -كيمياء 2026نوفمبر.docx
@@ -2,156 +2,6 @@
 <file path=word/document.xml><?xml version="1.0" encoding="utf-8"?>
 <w:document xmlns:wpc="http://schemas.microsoft.com/office/word/2010/wordprocessingCanvas" xmlns:cx="http://schemas.microsoft.com/office/drawing/2014/chartex" xmlns:cx1="http://schemas.microsoft.com/office/drawing/2015/9/8/chartex" xmlns:cx2="http://schemas.microsoft.com/office/drawing/2015/10/21/chartex" xmlns:cx3="http://schemas.microsoft.com/office/drawing/2016/5/9/chartex" xmlns:cx4="http://schemas.microsoft.com/office/drawing/2016/5/10/chartex" xmlns:cx5="http://schemas.microsoft.com/office/drawing/2016/5/11/chartex" xmlns:cx6="http://schemas.microsoft.com/office/drawing/2016/5/12/chartex" xmlns:cx7="http://schemas.microsoft.com/office/drawing/2016/5/13/chartex" xmlns:cx8="http://schemas.microsoft.com/office/drawing/2016/5/14/chartex" xmlns:mc="http://schemas.openxmlformats.org/markup-compatibility/2006" xmlns:aink="http://schemas.microsoft.com/office/drawing/2016/ink" xmlns:am3d="http://schemas.microsoft.com/office/drawing/2017/model3d" xmlns:o="urn:schemas-microsoft-com:office:office" xmlns:oel="http://schemas.microsoft.com/office/2019/extlst" xmlns:r="http://schemas.openxmlformats.org/officeDocument/2006/relationships" xmlns:m="http://schemas.openxmlformats.org/officeDocument/2006/math" xmlns:v="urn:schemas-microsoft-com:vml" xmlns:wp14="http://schemas.microsoft.com/office/word/2010/wordprocessingDrawing" xmlns:wp="http://schemas.openxmlformats.org/drawingml/2006/wordprocessingDrawing" xmlns:w10="urn:schemas-microsoft-com:office:word" xmlns:w="http://schemas.openxmlformats.org/wordprocessingml/2006/main" xmlns:w14="http://schemas.microsoft.com/office/word/2010/wordml" xmlns:w15="http://schemas.microsoft.com/office/word/2012/wordml" xmlns:w16cex="http://schemas.microsoft.com/office/word/2018/wordml/cex" xmlns:w16cid="http://schemas.microsoft.com/office/word/2016/wordml/cid" xmlns:w16="http://schemas.microsoft.com/office/word/2018/wordml" xmlns:w16du="http://schemas.microsoft.com/office/word/2023/wordml/word16du" xmlns:w16sdtdh="http://schemas.microsoft.com/office/word/2020/wordml/sdtdatahash" xmlns:w16sdtfl="http://schemas.microsoft.com/office/word/2024/wordml/sdtformatlock" xmlns:w16se="http://schemas.microsoft.com/office/word/2015/wordml/symex" xmlns:wpg="http://schemas.microsoft.com/office/word/2010/wordprocessingGroup" xmlns:wpi="http://schemas.microsoft.com/office/word/2010/wordprocessingInk" xmlns:wne="http://schemas.microsoft.com/office/word/2006/wordml" xmlns:wps="http://schemas.microsoft.com/office/word/2010/wordprocessingShape" mc:Ignorable="w14 w15 w16se w16cid w16 w16cex w16sdtdh w16sdtfl w16du wp14">
   <w:body>
-    <w:p>
-      <w:pPr>
-        <w:rPr>
-          <w:rFonts w:asciiTheme="minorBidi" w:hAnsiTheme="minorBidi" w:cstheme="minorBidi"/>
-          <w:b/>
-          <w:bCs/>
-          <w:sz w:val="24"/>
-          <w:szCs w:val="24"/>
-          <w:rtl/>
-        </w:rPr>
-      </w:pPr>
-      <w:r>
-        <w:rPr>
-          <w:rFonts w:asciiTheme="minorBidi" w:hAnsiTheme="minorBidi" w:cstheme="minorBidi"/>
-          <w:b/>
-          <w:bCs/>
-          <w:noProof/>
-          <w:sz w:val="24"/>
-          <w:szCs w:val="24"/>
-        </w:rPr>
-        <w:drawing>
-          <wp:anchor distT="0" distB="0" distL="114300" distR="114300" simplePos="0" relativeHeight="251668480" behindDoc="0" locked="0" layoutInCell="1" allowOverlap="1" wp14:anchorId="6D560D24" wp14:editId="738A71F7">
-            <wp:simplePos x="0" y="0"/>
-            <wp:positionH relativeFrom="column">
-              <wp:posOffset>268941</wp:posOffset>
-            </wp:positionH>
-            <wp:positionV relativeFrom="paragraph">
-              <wp:posOffset>0</wp:posOffset>
-            </wp:positionV>
-            <wp:extent cx="9511852" cy="753110"/>
-            <wp:effectExtent l="0" t="0" r="0" b="8890"/>
-            <wp:wrapNone/>
-            <wp:docPr id="1390295093" name="Picture 2"/>
-            <wp:cNvGraphicFramePr>
-              <a:graphicFrameLocks xmlns:a="http://schemas.openxmlformats.org/drawingml/2006/main" noChangeAspect="1"/>
-            </wp:cNvGraphicFramePr>
-            <a:graphic xmlns:a="http://schemas.openxmlformats.org/drawingml/2006/main">
-              <a:graphicData uri="http://schemas.openxmlformats.org/drawingml/2006/picture">
-                <pic:pic xmlns:pic="http://schemas.openxmlformats.org/drawingml/2006/picture">
-                  <pic:nvPicPr>
-                    <pic:cNvPr id="0" name="Picture 1"/>
-                    <pic:cNvPicPr>
-                      <a:picLocks noChangeAspect="1" noChangeArrowheads="1"/>
-                    </pic:cNvPicPr>
-                  </pic:nvPicPr>
-                  <pic:blipFill>
-                    <a:blip r:embed="rId10">
-                      <a:extLst>
-                        <a:ext uri="{28A0092B-C50C-407E-A947-70E740481C1C}">
-                          <a14:useLocalDpi xmlns:a14="http://schemas.microsoft.com/office/drawing/2010/main" val="0"/>
-                        </a:ext>
-                      </a:extLst>
-                    </a:blip>
-                    <a:srcRect/>
-                    <a:stretch>
-                      <a:fillRect/>
-                    </a:stretch>
-                  </pic:blipFill>
-                  <pic:spPr bwMode="auto">
-                    <a:xfrm>
-                      <a:off x="0" y="0"/>
-                      <a:ext cx="9511852" cy="753110"/>
-                    </a:xfrm>
-                    <a:prstGeom prst="rect">
-                      <a:avLst/>
-                    </a:prstGeom>
-                    <a:noFill/>
-                    <a:ln>
-                      <a:noFill/>
-                    </a:ln>
-                  </pic:spPr>
-                </pic:pic>
-              </a:graphicData>
-            </a:graphic>
-          </wp:anchor>
-        </w:drawing>
-      </w:r>
-    </w:p>
-    <w:p>
-      <w:pPr>
-        <w:rPr>
-          <w:rFonts w:asciiTheme="minorBidi" w:hAnsiTheme="minorBidi" w:cstheme="minorBidi"/>
-          <w:b/>
-          <w:bCs/>
-          <w:sz w:val="24"/>
-          <w:szCs w:val="24"/>
-          <w:rtl/>
-        </w:rPr>
-      </w:pPr>
-    </w:p>
-    <w:p>
-      <w:pPr>
-        <w:rPr>
-          <w:rFonts w:asciiTheme="minorBidi" w:hAnsiTheme="minorBidi" w:cstheme="minorBidi"/>
-          <w:b/>
-          <w:bCs/>
-          <w:sz w:val="24"/>
-          <w:szCs w:val="24"/>
-          <w:rtl/>
-        </w:rPr>
-      </w:pPr>
-    </w:p>
-    <w:p>
-      <w:pPr>
-        <w:rPr>
-          <w:rFonts w:asciiTheme="minorBidi" w:hAnsiTheme="minorBidi" w:cstheme="minorBidi"/>
-          <w:b/>
-          <w:bCs/>
-          <w:sz w:val="24"/>
-          <w:szCs w:val="24"/>
-          <w:rtl/>
-        </w:rPr>
-      </w:pPr>
-    </w:p>
-    <w:p>
-      <w:pPr>
-        <w:rPr>
-          <w:rFonts w:asciiTheme="minorBidi" w:hAnsiTheme="minorBidi" w:cstheme="minorBidi"/>
-          <w:b/>
-          <w:bCs/>
-          <w:sz w:val="24"/>
-          <w:szCs w:val="24"/>
-          <w:rtl/>
-        </w:rPr>
-      </w:pPr>
-    </w:p>
-    <w:p>
-      <w:pPr>
-        <w:rPr>
-          <w:rFonts w:asciiTheme="minorBidi" w:hAnsiTheme="minorBidi" w:cstheme="minorBidi"/>
-          <w:b/>
-          <w:bCs/>
-          <w:sz w:val="24"/>
-          <w:szCs w:val="24"/>
-          <w:rtl/>
-        </w:rPr>
-      </w:pPr>
-    </w:p>
-    <w:p>
-      <w:pPr>
-        <w:rPr>
-          <w:rFonts w:asciiTheme="minorBidi" w:hAnsiTheme="minorBidi" w:cstheme="minorBidi"/>
-          <w:b/>
-          <w:bCs/>
-          <w:sz w:val="24"/>
-          <w:szCs w:val="24"/>
-          <w:rtl/>
-        </w:rPr>
-      </w:pPr>
-    </w:p>
     <w:p>
       <w:pPr>
         <w:rPr>
@@ -6489,8 +6339,8 @@
       </w:r>
     </w:p>
     <w:sectPr>
-      <w:headerReference w:type="default" r:id="rId20"/>
-      <w:footerReference w:type="default" r:id="rId21"/>
+      <w:headerReference w:type="default" r:id="rId16"/>
+      <w:footerReference w:type="default" r:id="rId17"/>
       <w:pgSz w:w="16838" w:h="11906" w:orient="landscape"/>
       <w:pgMar w:top="1750" w:right="720" w:bottom="1440" w:left="720" w:header="500" w:footer="720" w:gutter="0"/>
       <w:cols w:space="708"/>
@@ -6522,131 +6372,177 @@
 </file>
 
 <file path=word/footer1.xml><?xml version="1.0" encoding="utf-8"?>
-<w:ftr xmlns:w="http://schemas.openxmlformats.org/wordprocessingml/2006/main" xmlns:r="http://schemas.openxmlformats.org/officeDocument/2006/relationships" xmlns:mc="http://schemas.openxmlformats.org/markup-compatibility/2006" xmlns:w14="http://schemas.microsoft.com/office/word/2010/wordml" mc:Ignorable="w14">
-  <w:p>
-    <w:pPr>
-      <w:pStyle w:val="Footer"/>
-      <w:jc w:val="right"/>
-    </w:pPr>
-    <w:r>
-      <w:rPr>
-        <w:color w:val="4A4A4A"/>
-        <w:sz w:val="21"/>
-        <w:szCs w:val="21"/>
-      </w:rPr>
-      <w:t xml:space="preserve">Page </w:t>
-    </w:r>
-    <w:r>
-      <w:rPr>
-        <w:b/>
-        <w:bCs/>
-        <w:color w:val="C9A227"/>
-        <w:sz w:val="22"/>
-        <w:szCs w:val="22"/>
-      </w:rPr>
-      <w:fldChar w:fldCharType="begin"/>
-    </w:r>
-    <w:r>
-      <w:rPr>
-        <w:b/>
-        <w:bCs/>
-        <w:color w:val="C9A227"/>
-        <w:sz w:val="22"/>
-        <w:szCs w:val="22"/>
-      </w:rPr>
-      <w:instrText xml:space="preserve"> PAGE </w:instrText>
-    </w:r>
-    <w:r>
-      <w:rPr>
-        <w:b/>
-        <w:bCs/>
-        <w:color w:val="C9A227"/>
-        <w:sz w:val="22"/>
-        <w:szCs w:val="22"/>
-      </w:rPr>
-      <w:fldChar w:fldCharType="separate"/>
-    </w:r>
-    <w:r>
-      <w:rPr>
-        <w:b/>
-        <w:bCs/>
-        <w:noProof/>
-        <w:color w:val="C9A227"/>
-        <w:sz w:val="22"/>
-        <w:szCs w:val="22"/>
-      </w:rPr>
-      <w:t>1</w:t>
-    </w:r>
-    <w:r>
-      <w:rPr>
-        <w:b/>
-        <w:bCs/>
-        <w:color w:val="C9A227"/>
-        <w:sz w:val="22"/>
-        <w:szCs w:val="22"/>
-      </w:rPr>
-      <w:fldChar w:fldCharType="end"/>
-    </w:r>
-    <w:r>
-      <w:rPr>
-        <w:color w:val="4A4A4A"/>
-        <w:sz w:val="21"/>
-        <w:szCs w:val="21"/>
-      </w:rPr>
-      <w:t xml:space="preserve"> / </w:t>
-    </w:r>
-    <w:r>
-      <w:rPr>
-        <w:b/>
-        <w:bCs/>
-        <w:color w:val="C9A227"/>
-        <w:sz w:val="22"/>
-        <w:szCs w:val="22"/>
-      </w:rPr>
-      <w:fldChar w:fldCharType="begin"/>
-    </w:r>
-    <w:r>
-      <w:rPr>
-        <w:b/>
-        <w:bCs/>
-        <w:color w:val="C9A227"/>
-        <w:sz w:val="22"/>
-        <w:szCs w:val="22"/>
-      </w:rPr>
-      <w:instrText xml:space="preserve"> NUMPAGES </w:instrText>
-    </w:r>
-    <w:r>
-      <w:rPr>
-        <w:b/>
-        <w:bCs/>
-        <w:color w:val="C9A227"/>
-        <w:sz w:val="22"/>
-        <w:szCs w:val="22"/>
-      </w:rPr>
-      <w:fldChar w:fldCharType="separate"/>
-    </w:r>
-    <w:r>
-      <w:rPr>
-        <w:b/>
-        <w:bCs/>
-        <w:noProof/>
-        <w:color w:val="C9A227"/>
-        <w:sz w:val="22"/>
-        <w:szCs w:val="22"/>
-      </w:rPr>
-      <w:t>1</w:t>
-    </w:r>
-    <w:r>
-      <w:rPr>
-        <w:b/>
-        <w:bCs/>
-        <w:color w:val="C9A227"/>
-        <w:sz w:val="22"/>
-        <w:szCs w:val="22"/>
-      </w:rPr>
-      <w:fldChar w:fldCharType="end"/>
-    </w:r>
-  </w:p>
+<w:ftr xmlns:wpc="http://schemas.microsoft.com/office/word/2026/wordprocessingCanvas" xmlns:cx="http://schemas.microsoft.com/office/drawing/2026/chartex" xmlns:cx1="http://schemas.microsoft.com/office/drawing/2026/9/8/chartex" xmlns:cx2="http://schemas.microsoft.com/office/drawing/2026/10/21/chartex" xmlns:cx3="http://schemas.microsoft.com/office/drawing/2026/5/9/chartex" xmlns:cx4="http://schemas.microsoft.com/office/drawing/2026/5/10/chartex" xmlns:cx5="http://schemas.microsoft.com/office/drawing/2026/5/11/chartex" xmlns:cx6="http://schemas.microsoft.com/office/drawing/2026/5/12/chartex" xmlns:cx7="http://schemas.microsoft.com/office/drawing/2026/5/13/chartex" xmlns:cx8="http://schemas.microsoft.com/office/drawing/2026/5/14/chartex" xmlns:mc="http://schemas.openxmlformats.org/markup-compatibility/2006" xmlns:aink="http://schemas.microsoft.com/office/drawing/2026/ink" xmlns:am3d="http://schemas.microsoft.com/office/drawing/2026/model3d" xmlns:o="urn:schemas-microsoft-com:office:office" xmlns:oel="http://schemas.microsoft.com/office/2026/extlst" xmlns:r="http://schemas.openxmlformats.org/officeDocument/2006/relationships" xmlns:m="http://schemas.openxmlformats.org/officeDocument/2006/math" xmlns:v="urn:schemas-microsoft-com:vml" xmlns:wp14="http://schemas.microsoft.com/office/word/2026/wordprocessingDrawing" xmlns:wp="http://schemas.openxmlformats.org/drawingml/2006/wordprocessingDrawing" xmlns:w10="urn:schemas-microsoft-com:office:word" xmlns:w="http://schemas.openxmlformats.org/wordprocessingml/2006/main" xmlns:w14="http://schemas.microsoft.com/office/word/2026/wordml" xmlns:w15="http://schemas.microsoft.com/office/word/2026/wordml" xmlns:w16cex="http://schemas.microsoft.com/office/word/2026/wordml/cex" xmlns:w16cid="http://schemas.microsoft.com/office/word/2026/wordml/cid" xmlns:w16="http://schemas.microsoft.com/office/word/2026/wordml" xmlns:w16du="http://schemas.microsoft.com/office/word/2026/wordml/word16du" xmlns:w16sdtdh="http://schemas.microsoft.com/office/word/2026/wordml/sdtdatahash" xmlns:w16sdtfl="http://schemas.microsoft.com/office/word/2026/wordml/sdtformatlock" xmlns:w16se="http://schemas.microsoft.com/office/word/2026/wordml/symex" xmlns:wpg="http://schemas.microsoft.com/office/word/2026/wordprocessingGroup" xmlns:wpi="http://schemas.microsoft.com/office/word/2026/wordprocessingInk" xmlns:wne="http://schemas.microsoft.com/office/word/2006/wordml" xmlns:wps="http://schemas.microsoft.com/office/word/2026/wordprocessingShape" mc:Ignorable="w14 w15 w16se w16cid w16 w16cex w16sdtdh w16sdtfl w16du wp14">
+  <w:tbl xmlns:ns0="http://schemas.microsoft.com/office/word/2010/wordml">
+    <w:tblPr>
+      <w:tblW w:w="11290" w:type="dxa"/>
+      <w:tblInd w:w="-958" w:type="dxa"/>
+      <w:tblBorders>
+        <w:top w:val="none" w:sz="0" w:space="0" w:color="FFFFFF"/>
+        <w:left w:val="none" w:sz="0" w:space="0" w:color="FFFFFF"/>
+        <w:bottom w:val="none" w:sz="0" w:space="0" w:color="FFFFFF"/>
+        <w:right w:val="none" w:sz="0" w:space="0" w:color="FFFFFF"/>
+        <w:insideH w:val="none" w:sz="0" w:space="0" w:color="FFFFFF"/>
+        <w:insideV w:val="none" w:sz="0" w:space="0" w:color="FFFFFF"/>
+      </w:tblBorders>
+      <w:tblLayout w:type="fixed"/>
+      <w:tblCellMar>
+        <w:left w:w="10" w:type="dxa"/>
+        <w:right w:w="10" w:type="dxa"/>
+      </w:tblCellMar>
+      <w:tblLook w:val="04A0" w:firstRow="1" w:lastRow="0" w:firstColumn="1" w:lastColumn="0" w:noHBand="0" w:noVBand="1"/>
+    </w:tblPr>
+    <w:tblGrid>
+      <w:gridCol w:w="11290"/>
+    </w:tblGrid>
+    <w:tr ns0:paraId="649947A3" ns0:textId="77777777">
+      <w:trPr>
+        <w:trHeight w:val="43"/>
+      </w:trPr>
+      <w:tc>
+        <w:tcPr>
+          <w:tcW w:w="11290" w:type="dxa"/>
+          <w:tcBorders>
+            <w:top w:val="none" w:sz="0" w:space="0" w:color="FFFFFF"/>
+            <w:left w:val="none" w:sz="0" w:space="0" w:color="FFFFFF"/>
+            <w:bottom w:val="none" w:sz="0" w:space="0" w:color="FFFFFF"/>
+            <w:right w:val="none" w:sz="0" w:space="0" w:color="FFFFFF"/>
+          </w:tcBorders>
+          <w:tcMar>
+            <w:top w:w="50" w:type="dxa"/>
+            <w:left w:w="0" w:type="dxa"/>
+            <w:bottom w:w="0" w:type="dxa"/>
+            <w:right w:w="0" w:type="dxa"/>
+          </w:tcMar>
+          <w:vAlign w:val="center"/>
+        </w:tcPr>
+        <w:p ns0:paraId="300901DD" ns0:textId="1310688E">
+          <w:pPr>
+            <w:spacing w:line="180" w:lineRule="exact"/>
+            <w:jc w:val="right"/>
+          </w:pPr>
+          <w:r>
+            <w:rPr>
+              <w:color w:val="4A4A4A"/>
+              <w:sz w:val="21"/>
+              <w:szCs w:val="21"/>
+            </w:rPr>
+            <w:t xml:space="preserve">Page </w:t>
+          </w:r>
+          <w:r>
+            <w:rPr>
+              <w:b/>
+              <w:bCs/>
+              <w:color w:val="C9A227"/>
+              <w:sz w:val="22"/>
+              <w:szCs w:val="22"/>
+            </w:rPr>
+            <w:fldChar w:fldCharType="begin"/>
+          </w:r>
+          <w:r>
+            <w:rPr>
+              <w:b/>
+              <w:bCs/>
+              <w:color w:val="C9A227"/>
+              <w:sz w:val="22"/>
+              <w:szCs w:val="22"/>
+            </w:rPr>
+            <w:instrText>PAGE</w:instrText>
+          </w:r>
+          <w:r>
+            <w:rPr>
+              <w:b/>
+              <w:bCs/>
+              <w:color w:val="C9A227"/>
+              <w:sz w:val="22"/>
+              <w:szCs w:val="22"/>
+            </w:rPr>
+            <w:fldChar w:fldCharType="separate"/>
+          </w:r>
+          <w:r>
+            <w:rPr>
+              <w:b/>
+              <w:bCs/>
+              <w:noProof/>
+              <w:color w:val="C9A227"/>
+              <w:sz w:val="22"/>
+              <w:szCs w:val="22"/>
+            </w:rPr>
+            <w:t>1</w:t>
+          </w:r>
+          <w:r>
+            <w:rPr>
+              <w:b/>
+              <w:bCs/>
+              <w:color w:val="C9A227"/>
+              <w:sz w:val="22"/>
+              <w:szCs w:val="22"/>
+            </w:rPr>
+            <w:fldChar w:fldCharType="end"/>
+          </w:r>
+          <w:r>
+            <w:rPr>
+              <w:color w:val="4A4A4A"/>
+              <w:sz w:val="21"/>
+              <w:szCs w:val="21"/>
+            </w:rPr>
+            <w:t xml:space="preserve"> / </w:t>
+          </w:r>
+          <w:r>
+            <w:rPr>
+              <w:b/>
+              <w:bCs/>
+              <w:color w:val="C9A227"/>
+              <w:sz w:val="22"/>
+              <w:szCs w:val="22"/>
+            </w:rPr>
+            <w:fldChar w:fldCharType="begin"/>
+          </w:r>
+          <w:r>
+            <w:rPr>
+              <w:b/>
+              <w:bCs/>
+              <w:color w:val="C9A227"/>
+              <w:sz w:val="22"/>
+              <w:szCs w:val="22"/>
+            </w:rPr>
+            <w:instrText>NUMPAGES</w:instrText>
+          </w:r>
+          <w:r>
+            <w:rPr>
+              <w:b/>
+              <w:bCs/>
+              <w:color w:val="C9A227"/>
+              <w:sz w:val="22"/>
+              <w:szCs w:val="22"/>
+            </w:rPr>
+            <w:fldChar w:fldCharType="separate"/>
+          </w:r>
+          <w:r>
+            <w:rPr>
+              <w:b/>
+              <w:bCs/>
+              <w:noProof/>
+              <w:color w:val="C9A227"/>
+              <w:sz w:val="22"/>
+              <w:szCs w:val="22"/>
+            </w:rPr>
+            <w:t>1</w:t>
+          </w:r>
+          <w:r>
+            <w:rPr>
+              <w:b/>
+              <w:bCs/>
+              <w:color w:val="C9A227"/>
+              <w:sz w:val="22"/>
+              <w:szCs w:val="22"/>
+            </w:rPr>
+            <w:fldChar w:fldCharType="end"/>
+          </w:r>
+        </w:p>
+      </w:tc>
+    </w:tr>
+  </w:tbl>
 </w:ftr>
 </file>
 
@@ -6670,8 +6566,8 @@
 </file>
 
 <file path=word/header1.xml><?xml version="1.0" encoding="utf-8"?>
-<w:hdr xmlns:wpc="http://schemas.microsoft.com/office/word/2010/wordprocessingCanvas" xmlns:cx="http://schemas.microsoft.com/office/drawing/2014/chartex" xmlns:cx1="http://schemas.microsoft.com/office/drawing/2015/9/8/chartex" xmlns:cx2="http://schemas.microsoft.com/office/drawing/2015/10/21/chartex" xmlns:cx3="http://schemas.microsoft.com/office/drawing/2016/5/9/chartex" xmlns:cx4="http://schemas.microsoft.com/office/drawing/2016/5/10/chartex" xmlns:cx5="http://schemas.microsoft.com/office/drawing/2016/5/11/chartex" xmlns:cx6="http://schemas.microsoft.com/office/drawing/2016/5/12/chartex" xmlns:cx7="http://schemas.microsoft.com/office/drawing/2016/5/13/chartex" xmlns:cx8="http://schemas.microsoft.com/office/drawing/2016/5/14/chartex" xmlns:mc="http://schemas.openxmlformats.org/markup-compatibility/2006" xmlns:m="http://schemas.openxmlformats.org/officeDocument/2006/math" xmlns:aink="http://schemas.microsoft.com/office/drawing/2016/ink" xmlns:am3d="http://schemas.microsoft.com/office/drawing/2017/model3d" xmlns:oel="http://schemas.microsoft.com/office/2019/extlst" xmlns:r="http://schemas.openxmlformats.org/officeDocument/2006/relationships" xmlns:wp14="http://schemas.microsoft.com/office/word/2010/wordprocessingDrawing" xmlns:wp="http://schemas.openxmlformats.org/drawingml/2006/wordprocessingDrawing" xmlns:wpg="http://schemas.microsoft.com/office/word/2010/wordprocessingGroup" xmlns:wpi="http://schemas.microsoft.com/office/word/2010/wordprocessingInk" xmlns:wps="http://schemas.microsoft.com/office/word/2010/wordprocessingShape" xmlns:o="urn:schemas-microsoft-com:office:office" xmlns:v="urn:schemas-microsoft-com:vml" xmlns:w10="urn:schemas-microsoft-com:office:word" xmlns:w="http://schemas.openxmlformats.org/wordprocessingml/2006/main" xmlns:w14="http://schemas.microsoft.com/office/word/2010/wordml" xmlns:w15="http://schemas.microsoft.com/office/word/2012/wordml" xmlns:w16cex="http://schemas.microsoft.com/office/word/2018/wordml/cex" xmlns:w16cid="http://schemas.microsoft.com/office/word/2016/wordml/cid" xmlns:w16="http://schemas.microsoft.com/office/word/2018/wordml" xmlns:w16sdtdh="http://schemas.microsoft.com/office/word/2020/wordml/sdtdatahash" xmlns:w16sdtfl="http://schemas.microsoft.com/office/word/2024/wordml/sdtformatlock" xmlns:w16se="http://schemas.microsoft.com/office/word/2015/wordml/symex" xmlns:w16du="http://schemas.microsoft.com/office/word/2023/wordml/word16du" xmlns:wne="http://schemas.microsoft.com/office/word/2006/wordml" mc:Ignorable="w14 w15 w16se w16cid w16 w16cex w16sdtdh w16sdtfl w16du wp14">
-  <w:p>
+<w:hdr xmlns:wpc="http://schemas.microsoft.com/office/word/2026/wordprocessingCanvas" xmlns:cx="http://schemas.microsoft.com/office/drawing/2026/chartex" xmlns:cx1="http://schemas.microsoft.com/office/drawing/2026/9/8/chartex" xmlns:cx2="http://schemas.microsoft.com/office/drawing/2026/10/21/chartex" xmlns:cx3="http://schemas.microsoft.com/office/drawing/2026/5/9/chartex" xmlns:cx4="http://schemas.microsoft.com/office/drawing/2026/5/10/chartex" xmlns:cx5="http://schemas.microsoft.com/office/drawing/2026/5/11/chartex" xmlns:cx6="http://schemas.microsoft.com/office/drawing/2026/5/12/chartex" xmlns:cx7="http://schemas.microsoft.com/office/drawing/2026/5/13/chartex" xmlns:cx8="http://schemas.microsoft.com/office/drawing/2026/5/14/chartex" xmlns:mc="http://schemas.openxmlformats.org/markup-compatibility/2006" xmlns:aink="http://schemas.microsoft.com/office/drawing/2026/ink" xmlns:am3d="http://schemas.microsoft.com/office/drawing/2026/model3d" xmlns:o="urn:schemas-microsoft-com:office:office" xmlns:oel="http://schemas.microsoft.com/office/2026/extlst" xmlns:r="http://schemas.openxmlformats.org/officeDocument/2006/relationships" xmlns:m="http://schemas.openxmlformats.org/officeDocument/2006/math" xmlns:v="urn:schemas-microsoft-com:vml" xmlns:wp14="http://schemas.microsoft.com/office/word/2026/wordprocessingDrawing" xmlns:wp="http://schemas.openxmlformats.org/drawingml/2006/wordprocessingDrawing" xmlns:w10="urn:schemas-microsoft-com:office:word" xmlns:w="http://schemas.openxmlformats.org/wordprocessingml/2006/main" xmlns:w14="http://schemas.microsoft.com/office/word/2026/wordml" xmlns:w15="http://schemas.microsoft.com/office/word/2026/wordml" xmlns:w16cex="http://schemas.microsoft.com/office/word/2026/wordml/cex" xmlns:w16cid="http://schemas.microsoft.com/office/word/2026/wordml/cid" xmlns:w16="http://schemas.microsoft.com/office/word/2026/wordml" xmlns:w16du="http://schemas.microsoft.com/office/word/2026/wordml/word16du" xmlns:w16sdtdh="http://schemas.microsoft.com/office/word/2026/wordml/sdtdatahash" xmlns:w16sdtfl="http://schemas.microsoft.com/office/word/2026/wordml/sdtformatlock" xmlns:w16se="http://schemas.microsoft.com/office/word/2026/wordml/symex" xmlns:wpg="http://schemas.microsoft.com/office/word/2026/wordprocessingGroup" xmlns:wpi="http://schemas.microsoft.com/office/word/2026/wordprocessingInk" xmlns:wne="http://schemas.microsoft.com/office/word/2006/wordml" xmlns:wps="http://schemas.microsoft.com/office/word/2026/wordprocessingShape" mc:Ignorable="w14 w15 w16se w16cid w16 w16cex w16sdtdh w16sdtfl w16du wp14">
+  <w:p xmlns:ns0="http://schemas.microsoft.com/office/word/2010/wordml" xmlns:ns1="http://schemas.microsoft.com/office/word/2010/wordprocessingDrawing" ns0:paraId="7CACE368" ns0:textId="3E9B845B">
     <w:pPr>
       <w:spacing w:line="20" w:lineRule="exact"/>
     </w:pPr>
@@ -6683,7 +6579,7 @@
         <w:szCs w:val="21"/>
       </w:rPr>
       <w:drawing>
-        <wp:anchor distT="0" distB="0" distL="114300" distR="114300" simplePos="0" relativeHeight="251664384" behindDoc="0" locked="0" layoutInCell="1" allowOverlap="1" wp14:anchorId="61A31DC6" wp14:editId="77F15018">
+        <wp:anchor distT="0" distB="0" distL="114300" distR="114300" simplePos="0" relativeHeight="251664384" behindDoc="0" locked="0" layoutInCell="1" allowOverlap="1" ns1:anchorId="61A31DC6" ns1:editId="77F15018">
           <wp:simplePos x="0" y="0"/>
           <wp:positionH relativeFrom="margin">
             <wp:align>center</wp:align>
@@ -6706,7 +6602,7 @@
                   <pic:cNvPicPr/>
                 </pic:nvPicPr>
                 <pic:blipFill rotWithShape="1">
-                  <a:blip r:embed="rId1">
+                  <a:blip r:embed="rId3">
                     <a:extLst>
                       <a:ext uri="{28A0092B-C50C-407E-A947-70E740481C1C}">
                         <a14:useLocalDpi xmlns:a14="http://schemas.microsoft.com/office/drawing/2010/main" val="0"/>
@@ -6738,12 +6634,12 @@
               </pic:pic>
             </a:graphicData>
           </a:graphic>
-          <wp14:sizeRelH relativeFrom="page">
-            <wp14:pctWidth>0</wp14:pctWidth>
-          </wp14:sizeRelH>
-          <wp14:sizeRelV relativeFrom="page">
-            <wp14:pctHeight>0</wp14:pctHeight>
-          </wp14:sizeRelV>
+          <ns1:sizeRelH relativeFrom="page">
+            <ns1:pctWidth>0</ns1:pctWidth>
+          </ns1:sizeRelH>
+          <ns1:sizeRelV relativeFrom="page">
+            <ns1:pctHeight>0</ns1:pctHeight>
+          </ns1:sizeRelV>
         </wp:anchor>
       </w:drawing>
     </w:r>
@@ -6761,7 +6657,7 @@
         <w:noProof/>
       </w:rPr>
       <w:drawing>
-        <wp:inline distT="0" distB="0" distL="0" distR="0" wp14:anchorId="32584B3A" wp14:editId="4FF4D2F4">
+        <wp:inline distT="0" distB="0" distL="0" distR="0" ns1:anchorId="32584B3A" ns1:editId="4FF4D2F4">
           <wp:extent cx="5943600" cy="1980565"/>
           <wp:effectExtent l="0" t="0" r="0" b="635"/>
           <wp:docPr id="1918869755" name="Picture 3" descr="Qatar School Bilingual Header Banner"/>
@@ -6778,7 +6674,7 @@
                   </pic:cNvPicPr>
                 </pic:nvPicPr>
                 <pic:blipFill>
-                  <a:blip r:embed="rId1">
+                  <a:blip r:embed="rId3">
                     <a:extLst>
                       <a:ext uri="{28A0092B-C50C-407E-A947-70E740481C1C}">
                         <a14:useLocalDpi xmlns:a14="http://schemas.microsoft.com/office/drawing/2010/main" val="0"/>
@@ -6813,7 +6709,7 @@
       <w:fldChar w:fldCharType="end"/>
     </w:r>
   </w:p>
-  <w:p>
+  <w:p xmlns:ns2="http://schemas.microsoft.com/office/word/2010/wordml" xmlns:ns3="http://schemas.microsoft.com/office/word/2010/wordprocessingDrawing" ns2:paraId="74A624DD" ns2:textId="2E25CC7A">
     <w:pPr>
       <w:spacing w:before="60" w:line="40" w:lineRule="exact"/>
     </w:pPr>
@@ -6825,7 +6721,7 @@
         <w:szCs w:val="21"/>
       </w:rPr>
       <w:drawing>
-        <wp:anchor distT="0" distB="0" distL="114300" distR="114300" simplePos="0" relativeHeight="251663360" behindDoc="1" locked="0" layoutInCell="1" allowOverlap="1" wp14:anchorId="671CE6D1" wp14:editId="56E42AA5">
+        <wp:anchor distT="0" distB="0" distL="114300" distR="114300" simplePos="0" relativeHeight="251663360" behindDoc="1" locked="0" layoutInCell="1" allowOverlap="1" ns3:anchorId="671CE6D1" ns3:editId="56E42AA5">
           <wp:simplePos x="0" y="0"/>
           <wp:positionH relativeFrom="column">
             <wp:posOffset>-520741</wp:posOffset>
@@ -6880,12 +6776,12 @@
               </pic:pic>
             </a:graphicData>
           </a:graphic>
-          <wp14:sizeRelH relativeFrom="page">
-            <wp14:pctWidth>0</wp14:pctWidth>
-          </wp14:sizeRelH>
-          <wp14:sizeRelV relativeFrom="page">
-            <wp14:pctHeight>0</wp14:pctHeight>
-          </wp14:sizeRelV>
+          <ns3:sizeRelH relativeFrom="page">
+            <ns3:pctWidth>0</ns3:pctWidth>
+          </ns3:sizeRelH>
+          <ns3:sizeRelV relativeFrom="page">
+            <ns3:pctHeight>0</ns3:pctHeight>
+          </ns3:sizeRelV>
         </wp:anchor>
       </w:drawing>
     </w:r>
@@ -6903,7 +6799,7 @@
         <w:noProof/>
       </w:rPr>
       <w:drawing>
-        <wp:inline distT="0" distB="0" distL="0" distR="0" wp14:anchorId="17EDC83D" wp14:editId="59A73160">
+        <wp:inline distT="0" distB="0" distL="0" distR="0" ns3:anchorId="17EDC83D" ns3:editId="59A73160">
           <wp:extent cx="5943600" cy="1980565"/>
           <wp:effectExtent l="0" t="0" r="0" b="635"/>
           <wp:docPr id="1607505442" name="Picture 4" descr="Qatar School Bilingual Header Banner"/>
@@ -6920,7 +6816,7 @@
                   </pic:cNvPicPr>
                 </pic:nvPicPr>
                 <pic:blipFill>
-                  <a:blip r:embed="rId1">
+                  <a:blip r:embed="rId3">
                     <a:extLst>
                       <a:ext uri="{28A0092B-C50C-407E-A947-70E740481C1C}">
                         <a14:useLocalDpi xmlns:a14="http://schemas.microsoft.com/office/drawing/2010/main" val="0"/>
